--- a/courts/seventh-circuit/wisconsin/state/court-of-appeals/answering-brief/usage/OUTPUT-answering-brief.docx
+++ b/courts/seventh-circuit/wisconsin/state/court-of-appeals/answering-brief/usage/OUTPUT-answering-brief.docx
@@ -742,9 +742,7 @@
               <w:t xml:space="preserve"> </w:t>
             </w:r>
             <w:r>
-              <w:t xml:space="preserve">53703</w:t>
-              <w:noBreakHyphen/>
-              <w:t xml:space="preserve">3297</w:t>
+              <w:t xml:space="preserve">53703-⁠3297</w:t>
             </w:r>
           </w:p>
           <w:p>
@@ -766,9 +764,7 @@
               <w:t xml:space="preserve"> </w:t>
             </w:r>
             <w:r>
-              <w:t xml:space="preserve">266</w:t>
-              <w:noBreakHyphen/>
-              <w:t xml:space="preserve">4211</w:t>
+              <w:t xml:space="preserve">266-⁠4211</w:t>
             </w:r>
           </w:p>
         </w:tc>
@@ -2066,9 +2062,7 @@
         <w:t xml:space="preserve"> </w:t>
       </w:r>
       <w:r>
-        <w:t xml:space="preserve">646</w:t>
-        <w:noBreakHyphen/>
-        <w:t xml:space="preserve">47,</w:t>
+        <w:t xml:space="preserve">646-⁠47,</w:t>
       </w:r>
       <w:r>
         <w:t xml:space="preserve"> </w:t>
@@ -3373,13 +3367,7 @@
         <w:t xml:space="preserve">State v. Pettit</w:t>
       </w:r>
       <w:r>
-        <w:t xml:space="preserve">, 171 Wis. 2d 627, 646</w:t>
-      </w:r>
-      <w:r>
-        <w:noBreakHyphen/>
-      </w:r>
-      <w:r>
-        <w:t xml:space="preserve">47, 492 N.W.2d 633 (Ct. App. 1992).</w:t>
+        <w:t xml:space="preserve">, 171 Wis. 2d 627, 646-⁠47, 492 N.W.2d 633 (Ct. App. 1992).</w:t>
       </w:r>
       <w:r>
         <w:t xml:space="preserve"> </w:t>
@@ -5351,7 +5339,7 @@
     <w:qFormat/>
     <w:pPr>
       <w:keepLines/>
-      <w:spacing w:before="0" w:after="140" w:line="253" w:lineRule="exact"/>
+      <w:spacing w:before="23" w:after="140" w:line="253" w:lineRule="exact"/>
     </w:pPr>
     <w:rPr>
       <w:sz w:val="22"/>
